--- a/doc/Legacy Test Fixture Documentation/Project Notes/M1-3200 Manufacturing Tester Specification_1_2.docx
+++ b/doc/Legacy Test Fixture Documentation/Project Notes/M1-3200 Manufacturing Tester Specification_1_2.docx
@@ -5997,7 +5997,7 @@
               <w:pStyle w:val="BodyText"/>
             </w:pPr>
             <w:r>
-              <w:t>Leo Buchman</w:t>
+              <w:t>Leo Buchan</w:t>
             </w:r>
           </w:p>
         </w:tc>
@@ -6054,7 +6054,7 @@
               <w:t>stm32mp1-baremetal</w:t>
             </w:r>
             <w:r>
-              <w:t>.txz</w:t>
+              <w:t>.TMZ</w:t>
             </w:r>
           </w:p>
         </w:tc>
@@ -6067,7 +6067,7 @@
               <w:pStyle w:val="BodyText"/>
             </w:pPr>
             <w:r>
-              <w:t>Leo Buchman</w:t>
+              <w:t>Leo Buchan</w:t>
             </w:r>
           </w:p>
         </w:tc>
@@ -6124,7 +6124,7 @@
               <w:t>M1TestFixtureTeensy41</w:t>
             </w:r>
             <w:r>
-              <w:t>.txz</w:t>
+              <w:t>.TMZ</w:t>
             </w:r>
           </w:p>
         </w:tc>
@@ -6137,7 +6137,7 @@
               <w:pStyle w:val="BodyText"/>
             </w:pPr>
             <w:r>
-              <w:t>Leo Buchman</w:t>
+              <w:t>Leo Buchan</w:t>
             </w:r>
           </w:p>
         </w:tc>
@@ -6197,7 +6197,7 @@
               <w:t>m1CloudClient</w:t>
             </w:r>
             <w:r>
-              <w:t>.txz</w:t>
+              <w:t>.TMZ</w:t>
             </w:r>
           </w:p>
         </w:tc>
@@ -6210,7 +6210,7 @@
               <w:pStyle w:val="BodyText"/>
             </w:pPr>
             <w:r>
-              <w:t>Leo Buchman</w:t>
+              <w:t>Leo Buchan</w:t>
             </w:r>
           </w:p>
         </w:tc>
@@ -6245,7 +6245,7 @@
             </w:r>
             <w:proofErr w:type="spellStart"/>
             <w:r>
-              <w:t>testrunner</w:t>
+              <w:t>test runner</w:t>
             </w:r>
             <w:proofErr w:type="spellEnd"/>
             <w:r>
@@ -6278,7 +6278,7 @@
               <w:t>m1tfc</w:t>
             </w:r>
             <w:r>
-              <w:t>.txz</w:t>
+              <w:t>.TMZ</w:t>
             </w:r>
           </w:p>
         </w:tc>
@@ -6291,7 +6291,7 @@
               <w:pStyle w:val="BodyText"/>
             </w:pPr>
             <w:r>
-              <w:t>Leo Buchman</w:t>
+              <w:t>Leo Buchan</w:t>
             </w:r>
           </w:p>
         </w:tc>
@@ -6346,7 +6346,7 @@
             </w:pPr>
             <w:proofErr w:type="spellStart"/>
             <w:r>
-              <w:t>PCsetup.txz</w:t>
+              <w:t>PC setup.TMZ</w:t>
             </w:r>
             <w:proofErr w:type="spellEnd"/>
           </w:p>
@@ -6360,7 +6360,7 @@
               <w:pStyle w:val="BodyText"/>
             </w:pPr>
             <w:r>
-              <w:t>Leo Buchman</w:t>
+              <w:t>Leo Buchan</w:t>
             </w:r>
           </w:p>
         </w:tc>
@@ -6427,7 +6427,7 @@
               <w:pStyle w:val="BodyText"/>
             </w:pPr>
             <w:r>
-              <w:t>Leo Buchman</w:t>
+              <w:t>Leo Buchan</w:t>
             </w:r>
           </w:p>
         </w:tc>
@@ -6715,7 +6715,7 @@
           <w:sz w:val="24"/>
           <w:szCs w:val="24"/>
         </w:rPr>
-        <w:t>Test Fixture box with the pogo pins head to provide connections to UUT</w:t>
+        <w:t>Test Fixture box with the POGO pins head to provide connections to BUT</w:t>
       </w:r>
       <w:r>
         <w:rPr>
@@ -7124,7 +7124,7 @@
       </w:pPr>
       <w:bookmarkStart w:id="6" w:name="_Toc157215683"/>
       <w:r>
-        <w:t>Test Fixture Box with pogo pins</w:t>
+        <w:t>Test Fixture Box with POGO pins</w:t>
       </w:r>
       <w:bookmarkEnd w:id="6"/>
     </w:p>
@@ -7344,7 +7344,7 @@
         <w:ind w:left="1350"/>
       </w:pPr>
       <w:r>
-        <w:t xml:space="preserve">The PC provides the GUI front end for the operator, runs test cases, programs UUT and manages </w:t>
+        <w:t xml:space="preserve">The PC provides the GUI front end for the operator, runs test cases, programs BUT and manages </w:t>
       </w:r>
       <w:r>
         <w:t xml:space="preserve">the </w:t>
@@ -7356,7 +7356,7 @@
         <w:t>PC uses</w:t>
       </w:r>
       <w:r>
-        <w:t xml:space="preserve"> Internet connection to Azure Cloud to store logs, retrieve UUT FW, and automatically update itself.</w:t>
+        <w:t xml:space="preserve"> Internet connection to Azure Cloud to store logs, retrieve BUT FW, and automatically update itself.</w:t>
       </w:r>
       <w:r>
         <w:t xml:space="preserve"> PC shall have all required drivers installed to operate test fixture hardware.</w:t>
@@ -7422,7 +7422,7 @@
         <w:ind w:left="1350" w:firstLine="0"/>
       </w:pPr>
       <w:r>
-        <w:t>This is DTECH USB to UART TTL Cable, the model is DT-6554</w:t>
+        <w:t>This is TECH USB to UART TTL Cable, the model is DT-6554</w:t>
       </w:r>
       <w:r>
         <w:t>.</w:t>
@@ -7442,7 +7442,7 @@
         <w:t>)</w:t>
       </w:r>
       <w:r>
-        <w:t xml:space="preserve"> on UUT to the P</w:t>
+        <w:t xml:space="preserve"> on BUT to the P</w:t>
       </w:r>
       <w:r>
         <w:t>C</w:t>
@@ -7468,7 +7468,7 @@
         <w:ind w:left="1440" w:hanging="1350"/>
       </w:pPr>
       <w:r>
-        <w:t xml:space="preserve">                      Only used to reduce USB cables count. Connected to the PC on one end and to the RS232 UUI connector and custom board MCU.</w:t>
+        <w:t xml:space="preserve">                      Only used to reduce USB cables count. Connected to the PC on one end and to the RS232 GUI connector and custom board MCU.</w:t>
       </w:r>
     </w:p>
     <w:p/>
@@ -7521,7 +7521,7 @@
         <w:t xml:space="preserve"> voltages</w:t>
       </w:r>
       <w:r>
-        <w:t>, control GPIOs</w:t>
+        <w:t>, control GPIS</w:t>
       </w:r>
       <w:r>
         <w:t xml:space="preserve"> and test serial buses. The board has its own firmware and </w:t>
@@ -7616,7 +7616,7 @@
         <w:t xml:space="preserve"> </w:t>
       </w:r>
       <w:r>
-        <w:t xml:space="preserve">USB Pen drive shall be directly plugged into the UUT. It must have a small form factor </w:t>
+        <w:t xml:space="preserve">USB Pen drive shall be directly plugged into the BUT. It must have a small form factor </w:t>
       </w:r>
       <w:r>
         <w:t>to</w:t>
@@ -7628,7 +7628,7 @@
         <w:t>space</w:t>
       </w:r>
       <w:r>
-        <w:t xml:space="preserve"> around UUT J13. Samsung 128 high speed small pen drive is a good choice for</w:t>
+        <w:t xml:space="preserve"> around BUT J13. Samsung 128 high speed small pen drive is a good choice for</w:t>
       </w:r>
       <w:r>
         <w:t xml:space="preserve"> this</w:t>
@@ -7671,7 +7671,7 @@
         <w:t>T</w:t>
       </w:r>
       <w:r>
-        <w:t>o read Saline serial number from UUT.</w:t>
+        <w:t>o read Saline serial number from BUT.</w:t>
       </w:r>
     </w:p>
     <w:p>
@@ -7764,7 +7764,7 @@
         <w:t xml:space="preserve">PP          </w:t>
       </w:r>
       <w:r>
-        <w:t xml:space="preserve">   - pogo pin</w:t>
+        <w:t xml:space="preserve">   - POGO pin</w:t>
       </w:r>
     </w:p>
     <w:p>
@@ -7780,7 +7780,7 @@
         <w:ind w:left="1350"/>
       </w:pPr>
       <w:r>
-        <w:t>Dest          - wire connects to</w:t>
+        <w:t>Best          - wire connects to</w:t>
       </w:r>
     </w:p>
     <w:p>
@@ -7988,7 +7988,7 @@
                 <w:sz w:val="20"/>
                 <w:szCs w:val="20"/>
               </w:rPr>
-              <w:t>Dest</w:t>
+              <w:t>Best</w:t>
             </w:r>
           </w:p>
         </w:tc>
@@ -8373,7 +8373,7 @@
                 <w:sz w:val="20"/>
                 <w:szCs w:val="20"/>
               </w:rPr>
-              <w:t>PMIC VCC_ANGL</w:t>
+              <w:t>MIC VCC_ANGL</w:t>
             </w:r>
           </w:p>
         </w:tc>
@@ -8526,7 +8526,7 @@
                 <w:sz w:val="20"/>
                 <w:szCs w:val="20"/>
               </w:rPr>
-              <w:t>PMIC VCC_P3V3_AUX</w:t>
+              <w:t>MIC VCC_P3V3_AUX</w:t>
             </w:r>
           </w:p>
         </w:tc>
@@ -8679,7 +8679,7 @@
                 <w:sz w:val="20"/>
                 <w:szCs w:val="20"/>
               </w:rPr>
-              <w:t>PMIC VCC_P3V3</w:t>
+              <w:t>MIC VCC_P3V3</w:t>
             </w:r>
           </w:p>
         </w:tc>
@@ -8832,7 +8832,7 @@
                 <w:sz w:val="20"/>
                 <w:szCs w:val="20"/>
               </w:rPr>
-              <w:t>PMIC VDD_DDR</w:t>
+              <w:t>MIC VDD_DDR</w:t>
             </w:r>
           </w:p>
         </w:tc>
@@ -8979,7 +8979,7 @@
                 <w:sz w:val="20"/>
                 <w:szCs w:val="20"/>
               </w:rPr>
-              <w:t>PMIC VDD_CORE</w:t>
+              <w:t>MIC VDD_CORE</w:t>
             </w:r>
           </w:p>
         </w:tc>
@@ -10777,7 +10777,7 @@
                 <w:sz w:val="20"/>
                 <w:szCs w:val="20"/>
               </w:rPr>
-              <w:t>AIO_nRST</w:t>
+              <w:t>AIO_nest</w:t>
             </w:r>
             <w:proofErr w:type="spellEnd"/>
           </w:p>
@@ -14355,7 +14355,7 @@
                 <w:sz w:val="20"/>
                 <w:szCs w:val="20"/>
               </w:rPr>
-              <w:t>M1-3200 USB Mini DFU port</w:t>
+              <w:t>M1-3200 USB Mini RFU port</w:t>
             </w:r>
           </w:p>
           <w:p>
@@ -14819,7 +14819,7 @@
                 <w:sz w:val="20"/>
                 <w:szCs w:val="20"/>
               </w:rPr>
-              <w:t xml:space="preserve">Debug Port Tx, </w:t>
+              <w:t xml:space="preserve">Debug Port TX, </w:t>
             </w:r>
             <w:r>
               <w:rPr>
@@ -15765,7 +15765,7 @@
           </w:tcPr>
           <w:p>
             <w:r>
-              <w:t>Func Test</w:t>
+              <w:t>Fun Test</w:t>
             </w:r>
           </w:p>
         </w:tc>
@@ -15908,7 +15908,7 @@
         <w:t xml:space="preserve">to </w:t>
       </w:r>
       <w:r>
-        <w:t>access to any STM32MP1 CPU GPIO. Also, Bootstrap FW implements I2C driver for testing I2C buses and I2C EEPROM.</w:t>
+        <w:t>access to any STM32MP1 CPU GPO. Also, Bootstrap FW implements I2C driver for testing I2C buses and I2C EEPROM.</w:t>
       </w:r>
     </w:p>
     <w:p/>
@@ -15937,7 +15937,7 @@
       </w:r>
       <w:proofErr w:type="spellStart"/>
       <w:r>
-        <w:t>Yocto</w:t>
+        <w:t>Onto</w:t>
       </w:r>
       <w:proofErr w:type="spellEnd"/>
       <w:r>
@@ -15982,7 +15982,7 @@
         <w:t xml:space="preserve"> </w:t>
       </w:r>
       <w:r>
-        <w:t xml:space="preserve">is designed with Altium Designer and manufactured by JLCPCB. </w:t>
+        <w:t xml:space="preserve">is designed with Actium Designer and manufactured by JLCPCB. </w:t>
       </w:r>
     </w:p>
     <w:p>
@@ -16084,7 +16084,7 @@
       </w:r>
       <w:proofErr w:type="gramStart"/>
       <w:r>
-        <w:t>pushbuttons</w:t>
+        <w:t>push buttons</w:t>
       </w:r>
       <w:proofErr w:type="gramEnd"/>
       <w:r>
@@ -16397,7 +16397,7 @@
         </w:numPr>
       </w:pPr>
       <w:r>
-        <w:t>Brother-ql python</w:t>
+        <w:t>Brother python</w:t>
       </w:r>
       <w:r>
         <w:t xml:space="preserve"> – to control Brother label printer</w:t>
@@ -16535,7 +16535,7 @@
         <w:t>m1tfd1</w:t>
       </w:r>
       <w:r>
-        <w:t>.cli    - Test runner backend</w:t>
+        <w:t>.CLI    - Test runner backend</w:t>
       </w:r>
     </w:p>
     <w:p>
@@ -16558,13 +16558,13 @@
         <w:t xml:space="preserve">a </w:t>
       </w:r>
       <w:r>
-        <w:t xml:space="preserve">nodes app and it executes all test fixture operations. Gui frontend app is not required to run test fixture operations since </w:t>
+        <w:t xml:space="preserve">nodes app and it executes all test fixture operations. GUI frontend app is not required to run test fixture operations since </w:t>
       </w:r>
       <w:r>
         <w:t>m1tfd1</w:t>
       </w:r>
       <w:r>
-        <w:t>.cli can be run from the command line.</w:t>
+        <w:t>.CLI can be run from the command line.</w:t>
       </w:r>
     </w:p>
     <w:p>
@@ -16572,7 +16572,7 @@
         <w:ind w:left="1350" w:firstLine="12"/>
       </w:pPr>
       <w:r>
-        <w:t>Gui fron</w:t>
+        <w:t>GUI fron</w:t>
       </w:r>
       <w:r>
         <w:t>t</w:t>
@@ -16632,7 +16632,7 @@
       </w:r>
       <w:proofErr w:type="spellStart"/>
       <w:r>
-        <w:t>applcation</w:t>
+        <w:t>application</w:t>
       </w:r>
       <w:proofErr w:type="spellEnd"/>
     </w:p>
@@ -16668,7 +16668,7 @@
         <w:ind w:firstLine="1800"/>
       </w:pPr>
       <w:r>
-        <w:t>publish logs</w:t>
+        <w:t>Publish logs</w:t>
       </w:r>
       <w:r>
         <w:t xml:space="preserve"> to the Cloud</w:t>
@@ -16684,7 +16684,7 @@
         <w:ind w:firstLine="1800"/>
       </w:pPr>
       <w:r>
-        <w:t>backup the database to the Cloud</w:t>
+        <w:t>Backup the database to the Cloud</w:t>
       </w:r>
     </w:p>
     <w:p>
@@ -16697,7 +16697,7 @@
         <w:ind w:firstLine="1800"/>
       </w:pPr>
       <w:r>
-        <w:t>publish secrets to the Cloud</w:t>
+        <w:t>Publish secrets to the Cloud</w:t>
       </w:r>
     </w:p>
     <w:p>
@@ -16710,11 +16710,11 @@
         <w:ind w:firstLine="1800"/>
       </w:pPr>
       <w:r>
-        <w:t xml:space="preserve">update M1-3200 production </w:t>
+        <w:t xml:space="preserve">Update M1-3200 production </w:t>
       </w:r>
       <w:proofErr w:type="spellStart"/>
       <w:r>
-        <w:t>Yocto</w:t>
+        <w:t>Onto</w:t>
       </w:r>
       <w:proofErr w:type="spellEnd"/>
       <w:r>
@@ -16731,7 +16731,7 @@
         <w:ind w:firstLine="1800"/>
       </w:pPr>
       <w:r>
-        <w:t>update PC FW.</w:t>
+        <w:t>Update PC FW.</w:t>
       </w:r>
     </w:p>
     <w:p>
@@ -16748,7 +16748,7 @@
       </w:r>
       <w:proofErr w:type="spellStart"/>
       <w:r>
-        <w:t>fw</w:t>
+        <w:t>FW</w:t>
       </w:r>
       <w:proofErr w:type="spellEnd"/>
     </w:p>
@@ -17053,7 +17053,7 @@
         <w:ind w:left="1440"/>
       </w:pPr>
       <w:r>
-        <w:t>Big Fat Worning:</w:t>
+        <w:t>Big Fat Working:</w:t>
       </w:r>
     </w:p>
     <w:p>
@@ -17078,7 +17078,7 @@
         </w:numPr>
       </w:pPr>
       <w:r>
-        <w:t>Gui and backend testing software</w:t>
+        <w:t>GUI and backend testing software</w:t>
       </w:r>
     </w:p>
     <w:p>
@@ -17119,7 +17119,7 @@
       </w:r>
       <w:proofErr w:type="spellStart"/>
       <w:r>
-        <w:t>crond</w:t>
+        <w:t>crowd</w:t>
       </w:r>
       <w:proofErr w:type="spellEnd"/>
       <w:r>
@@ -17132,11 +17132,11 @@
         <w:ind w:left="1800" w:firstLine="0"/>
       </w:pPr>
       <w:r>
-        <w:t>If update is required right away cd to the directory /home/</w:t>
+        <w:t>If update is required right away CD to the directory /home/</w:t>
       </w:r>
       <w:proofErr w:type="spellStart"/>
       <w:r>
-        <w:t>lenel</w:t>
+        <w:t>level</w:t>
       </w:r>
       <w:proofErr w:type="spellEnd"/>
       <w:r>
@@ -17150,7 +17150,7 @@
       </w:r>
       <w:proofErr w:type="spellStart"/>
       <w:r>
-        <w:t>tmp</w:t>
+        <w:t>TMP</w:t>
       </w:r>
       <w:proofErr w:type="spellEnd"/>
       <w:r>
@@ -17386,7 +17386,7 @@
       </w:r>
       <w:proofErr w:type="spellStart"/>
       <w:r>
-        <w:t>ict</w:t>
+        <w:t>ICT</w:t>
       </w:r>
       <w:proofErr w:type="spellEnd"/>
       <w:r>
@@ -17406,7 +17406,7 @@
       <w:proofErr w:type="spellStart"/>
       <w:proofErr w:type="gramStart"/>
       <w:r>
-        <w:t>eeprom</w:t>
+        <w:t>EEPROM</w:t>
       </w:r>
       <w:proofErr w:type="spellEnd"/>
       <w:r>
@@ -17427,7 +17427,7 @@
       <w:proofErr w:type="spellStart"/>
       <w:proofErr w:type="gramStart"/>
       <w:r>
-        <w:t>progmac</w:t>
+        <w:t>Prog mac</w:t>
       </w:r>
       <w:proofErr w:type="spellEnd"/>
       <w:r>
@@ -17449,7 +17449,7 @@
         <w:ind w:firstLine="810"/>
       </w:pPr>
       <w:r>
-        <w:t xml:space="preserve">  flash </w:t>
+        <w:t xml:space="preserve">  Flash </w:t>
       </w:r>
       <w:r>
         <w:t xml:space="preserve">        </w:t>
@@ -17525,7 +17525,7 @@
       </w:r>
       <w:proofErr w:type="gramStart"/>
       <w:r>
-        <w:t xml:space="preserve">cleanup </w:t>
+        <w:t xml:space="preserve">Cleanup </w:t>
       </w:r>
       <w:r>
         <w:t xml:space="preserve"> -</w:t>
@@ -17556,7 +17556,7 @@
       <w:proofErr w:type="spellStart"/>
       <w:proofErr w:type="gramStart"/>
       <w:r>
-        <w:t>functest</w:t>
+        <w:t>Funniest</w:t>
       </w:r>
       <w:proofErr w:type="spellEnd"/>
       <w:r>
@@ -17582,7 +17582,7 @@
       </w:r>
       <w:proofErr w:type="spellStart"/>
       <w:r>
-        <w:t>makelabel</w:t>
+        <w:t>Make label</w:t>
       </w:r>
       <w:proofErr w:type="spellEnd"/>
       <w:r>
@@ -17618,7 +17618,7 @@
       </w:r>
       <w:proofErr w:type="spellStart"/>
       <w:r>
-        <w:t>ict</w:t>
+        <w:t>ICT</w:t>
       </w:r>
       <w:proofErr w:type="spellEnd"/>
       <w:r>
@@ -17642,7 +17642,7 @@
         <w:t xml:space="preserve">an </w:t>
       </w:r>
       <w:r>
-        <w:t>ICT test. The test board checks selected PMIC voltages</w:t>
+        <w:t>ICT test. The test board checks selected MIC voltages</w:t>
       </w:r>
       <w:r>
         <w:t>, incoming and battery power,</w:t>
@@ -17654,7 +17654,7 @@
         <w:t>m1tfd1</w:t>
       </w:r>
       <w:r>
-        <w:t>.cli application sets GPIOs to the desired level on M1-3200 and checks GPIOs with test board A/D. All values shall be within 5% of expected.</w:t>
+        <w:t>.CLI application sets GPIS to the desired level on M1-3200 and checks GPIS with test board A/D. All values shall be within 5% of expected.</w:t>
       </w:r>
     </w:p>
     <w:p>
@@ -17672,7 +17672,7 @@
       </w:r>
       <w:proofErr w:type="spellStart"/>
       <w:r>
-        <w:t>eeprom</w:t>
+        <w:t>EEPROM</w:t>
       </w:r>
       <w:bookmarkEnd w:id="29"/>
       <w:proofErr w:type="spellEnd"/>
@@ -17691,7 +17691,7 @@
       </w:r>
       <w:proofErr w:type="spellStart"/>
       <w:r>
-        <w:t>eeprom</w:t>
+        <w:t>EEPROM</w:t>
       </w:r>
       <w:proofErr w:type="spellEnd"/>
       <w:r>
@@ -17745,7 +17745,7 @@
       </w:r>
       <w:proofErr w:type="spellStart"/>
       <w:r>
-        <w:t>progmac</w:t>
+        <w:t>prog mac</w:t>
       </w:r>
       <w:bookmarkEnd w:id="30"/>
       <w:proofErr w:type="spellEnd"/>
@@ -17782,7 +17782,7 @@
         <w:ind w:left="1530"/>
       </w:pPr>
       <w:r>
-        <w:t>The MAC addresses are managed with the help of sqlite3 database on the PC. The database is updated with the MAC address only if programing OTP succeed</w:t>
+        <w:t>The MAC addresses are managed with the help of sqlite3 database on the PC. The database is updated with the MAC address only if programming OTP succeed</w:t>
       </w:r>
       <w:r>
         <w:t>s</w:t>
@@ -17911,7 +17911,7 @@
       </w:r>
       <w:proofErr w:type="spellStart"/>
       <w:r>
-        <w:t>makelabel</w:t>
+        <w:t>make label</w:t>
       </w:r>
       <w:bookmarkEnd w:id="33"/>
       <w:proofErr w:type="spellEnd"/>
@@ -17942,7 +17942,7 @@
       </w:r>
       <w:proofErr w:type="spellStart"/>
       <w:r>
-        <w:t>functest</w:t>
+        <w:t>funniest</w:t>
       </w:r>
       <w:bookmarkEnd w:id="34"/>
       <w:proofErr w:type="spellEnd"/>
@@ -18168,7 +18168,7 @@
           <w:sz w:val="21"/>
           <w:szCs w:val="21"/>
         </w:rPr>
-        <w:t>/m1mtf/fsbl.stm32`</w:t>
+        <w:t>/m1mtf/ASBL.stm32`</w:t>
       </w:r>
       <w:r>
         <w:rPr>
@@ -18588,7 +18588,7 @@
           <w:sz w:val="21"/>
           <w:szCs w:val="21"/>
         </w:rPr>
-        <w:t>/m1mtf/stm32mp15-lenels2-m1/flashlayout_st-ls2m1-image-core/trusted//FlashLayout_emmc_stm32mp151f-ls2m1-trusted.tsv`</w:t>
+        <w:t>/m1mtf/stm32mp15-lenels2-m1/flash layout_st-ls2m1-image-core/trusted//Flash Layout_eMMC_stm32mp151f-ls2m1-trusted.TSV`</w:t>
       </w:r>
       <w:r>
         <w:rPr>
@@ -18632,7 +18632,7 @@
           <w:sz w:val="21"/>
           <w:szCs w:val="21"/>
         </w:rPr>
-        <w:t>programmingCommand</w:t>
+        <w:t>programming Command</w:t>
       </w:r>
       <w:proofErr w:type="spellEnd"/>
       <w:r>
@@ -18971,7 +18971,7 @@
           <w:sz w:val="21"/>
           <w:szCs w:val="21"/>
         </w:rPr>
-        <w:t>tolerance:</w:t>
+        <w:t>Tolerance:</w:t>
       </w:r>
       <w:r>
         <w:rPr>
@@ -19032,7 +19032,7 @@
           <w:sz w:val="21"/>
           <w:szCs w:val="21"/>
         </w:rPr>
-        <w:t>login:</w:t>
+        <w:t>Login:</w:t>
       </w:r>
       <w:r>
         <w:rPr>
@@ -19093,7 +19093,7 @@
           <w:sz w:val="21"/>
           <w:szCs w:val="21"/>
         </w:rPr>
-        <w:t>password:</w:t>
+        <w:t>Password:</w:t>
       </w:r>
       <w:r>
         <w:rPr>
@@ -19245,7 +19245,7 @@
           <w:sz w:val="21"/>
           <w:szCs w:val="21"/>
         </w:rPr>
-        <w:t>conString</w:t>
+        <w:t>Construing</w:t>
       </w:r>
       <w:proofErr w:type="spellEnd"/>
       <w:r>
@@ -19450,7 +19450,7 @@
           <w:sz w:val="21"/>
           <w:szCs w:val="21"/>
         </w:rPr>
-        <w:t>vendorSite</w:t>
+        <w:t>vendor Site</w:t>
       </w:r>
       <w:proofErr w:type="spellEnd"/>
       <w:r>
@@ -19594,7 +19594,7 @@
           <w:sz w:val="21"/>
           <w:szCs w:val="21"/>
         </w:rPr>
-        <w:t>pingPorts</w:t>
+        <w:t>ping Ports</w:t>
       </w:r>
       <w:proofErr w:type="spellEnd"/>
       <w:r>
@@ -19666,7 +19666,7 @@
           <w:sz w:val="21"/>
           <w:szCs w:val="21"/>
         </w:rPr>
-        <w:t>testerMode</w:t>
+        <w:t>tester Mode</w:t>
       </w:r>
       <w:proofErr w:type="spellEnd"/>
       <w:r>
@@ -19738,7 +19738,7 @@
           <w:sz w:val="21"/>
           <w:szCs w:val="21"/>
         </w:rPr>
-        <w:t>progEEPROM</w:t>
+        <w:t>prog EEPROM</w:t>
       </w:r>
       <w:proofErr w:type="spellEnd"/>
       <w:r>
@@ -19810,7 +19810,7 @@
           <w:sz w:val="21"/>
           <w:szCs w:val="21"/>
         </w:rPr>
-        <w:t>makeLabel</w:t>
+        <w:t>make Label</w:t>
       </w:r>
       <w:proofErr w:type="spellEnd"/>
       <w:r>
@@ -19960,7 +19960,7 @@
       </w:r>
       <w:proofErr w:type="spellStart"/>
       <w:r>
-        <w:t>config.json</w:t>
+        <w:t>config.Jason</w:t>
       </w:r>
       <w:proofErr w:type="spellEnd"/>
     </w:p>
@@ -20001,11 +20001,11 @@
       </w:r>
       <w:proofErr w:type="gramStart"/>
       <w:r>
-        <w:t>https;AccountName</w:t>
+        <w:t>HTTPS;Account Name</w:t>
       </w:r>
       <w:proofErr w:type="gramEnd"/>
       <w:r>
-        <w:t>=lenels2production;AccountKey=QYLAhAvw4SowA6HJqBm2CTkR3Q36PWxfFUPDhqZ4yEyK6lJNb02GEwS/Z/kF8+qMEPs6VAzSnHHt+AStrIr3VQ==;EndpointSuffix=core.windows.net",</w:t>
+        <w:t>=lenels2production;Account Key=QYLAhAvw4SowA6HJqBm2CTkR3Q36PWxfFUPDhqZ4yEyK6lJNb02GEwS/Z/kF8+qMEPs6VAzSnHHt+AStrIr3VQ==;Endpoint Suffix=core.windows.net",</w:t>
       </w:r>
     </w:p>
     <w:p>
@@ -20055,7 +20055,7 @@
       </w:r>
       <w:proofErr w:type="spellStart"/>
       <w:r>
-        <w:t>conString</w:t>
+        <w:t>Construing</w:t>
       </w:r>
       <w:proofErr w:type="spellEnd"/>
       <w:r>
@@ -20071,7 +20071,7 @@
       </w:r>
       <w:proofErr w:type="spellStart"/>
       <w:r>
-        <w:t>vendorSite</w:t>
+        <w:t>vendor Site</w:t>
       </w:r>
       <w:proofErr w:type="spellEnd"/>
       <w:r>
@@ -20123,7 +20123,7 @@
         <w:rPr>
           <w:color w:val="FF0000"/>
         </w:rPr>
-        <w:t>config.json</w:t>
+        <w:t>config.Jason</w:t>
       </w:r>
       <w:proofErr w:type="spellEnd"/>
       <w:r>
@@ -20215,7 +20215,7 @@
         <w:t>ebug. The default error log displayed on the screen is Error.</w:t>
       </w:r>
       <w:r>
-        <w:t xml:space="preserve"> Looking into the Info log may help to trouble shoot many issues with the UUT or with the test fixture, like miss-plugged Label printer USB cable. The Debug level is for development</w:t>
+        <w:t xml:space="preserve"> Looking into the Info log may help to trouble shoot many issues with the BUT or with the test fixture, like miss-plugged Label printer USB cable. The Debug level is for development</w:t>
       </w:r>
       <w:r>
         <w:t xml:space="preserve"> purposes</w:t>
@@ -20236,7 +20236,7 @@
       </w:r>
       <w:proofErr w:type="spellStart"/>
       <w:r>
-        <w:t>lenel</w:t>
+        <w:t>level</w:t>
       </w:r>
       <w:proofErr w:type="spellEnd"/>
       <w:r>
@@ -20248,7 +20248,7 @@
         <w:ind w:left="720"/>
       </w:pPr>
       <w:r>
-        <w:t>Every UUT has its own subdirectory log. That subdirectory name is UUT Saline serial number.</w:t>
+        <w:t>Every BUT has its own subdirectory log. That subdirectory name is BUT Saline serial number.</w:t>
       </w:r>
     </w:p>
     <w:p>
@@ -20263,7 +20263,7 @@
       </w:r>
       <w:proofErr w:type="spellStart"/>
       <w:r>
-        <w:t>lenel</w:t>
+        <w:t>level</w:t>
       </w:r>
       <w:proofErr w:type="spellEnd"/>
       <w:r>
@@ -20315,7 +20315,7 @@
         <w:ind w:left="720"/>
       </w:pPr>
       <w:r>
-        <w:t>total 228</w:t>
+        <w:t>Total 228</w:t>
       </w:r>
     </w:p>
     <w:p>
@@ -20571,7 +20571,7 @@
         <w:t xml:space="preserve">If the logs </w:t>
       </w:r>
       <w:r>
-        <w:t>and secrets can be pushed to the Cloud from the Gui App Cloud Menu.</w:t>
+        <w:t>and secrets can be pushed to the Cloud from the GUI App Cloud Menu.</w:t>
       </w:r>
     </w:p>
     <w:p>
@@ -20637,7 +20637,7 @@
         <w:ind w:left="720" w:firstLine="0"/>
       </w:pPr>
       <w:r>
-        <w:t>3 Gui App Log Level</w:t>
+        <w:t>3 GUI App Log Level</w:t>
       </w:r>
     </w:p>
     <w:p>
@@ -20651,11 +20651,11 @@
         <w:ind w:left="720"/>
       </w:pPr>
       <w:r>
-        <w:t xml:space="preserve">The Gui App log level default is Error. The log level can be changed with the keyboard shortcut. Press </w:t>
+        <w:t xml:space="preserve">The GUI App log level default is Error. The log level can be changed with the keyboard shortcut. Press </w:t>
       </w:r>
       <w:proofErr w:type="spellStart"/>
       <w:r>
-        <w:t>Cnrl</w:t>
+        <w:t>CNRL</w:t>
       </w:r>
       <w:proofErr w:type="spellEnd"/>
       <w:r>
@@ -20663,7 +20663,7 @@
       </w:r>
       <w:proofErr w:type="spellStart"/>
       <w:r>
-        <w:t>Cnrl</w:t>
+        <w:t>CNRL</w:t>
       </w:r>
       <w:proofErr w:type="spellEnd"/>
       <w:r>
@@ -20671,7 +20671,7 @@
       </w:r>
       <w:proofErr w:type="spellStart"/>
       <w:r>
-        <w:t>Cnrl</w:t>
+        <w:t>CNRL</w:t>
       </w:r>
       <w:proofErr w:type="spellEnd"/>
       <w:r>
@@ -20818,7 +20818,7 @@
       </w:r>
       <w:proofErr w:type="spellStart"/>
       <w:r>
-        <w:t>manifestFile.json</w:t>
+        <w:t>manifest File.Jason</w:t>
       </w:r>
       <w:proofErr w:type="spellEnd"/>
     </w:p>
@@ -20843,11 +20843,11 @@
         <w:ind w:left="540"/>
       </w:pPr>
       <w:r>
-        <w:t xml:space="preserve">    "filetype": "</w:t>
+        <w:t xml:space="preserve">    "Filetype": "</w:t>
       </w:r>
       <w:proofErr w:type="spellStart"/>
       <w:r>
-        <w:t>txz</w:t>
+        <w:t>TMZ</w:t>
       </w:r>
       <w:proofErr w:type="spellEnd"/>
       <w:r>
@@ -20859,7 +20859,7 @@
         <w:ind w:left="540"/>
       </w:pPr>
       <w:r>
-        <w:t xml:space="preserve">    "filename": "m1firmware.txz",</w:t>
+        <w:t xml:space="preserve">    "Filename": "m1firmware.TMZ",</w:t>
       </w:r>
     </w:p>
     <w:p>
@@ -20867,7 +20867,7 @@
         <w:ind w:left="540"/>
       </w:pPr>
       <w:r>
-        <w:t xml:space="preserve">    "hash": "6aa667ccfe4eca7cc8774b96e85e8b64ce87de8eddc2a0228c9be0beaf8ef971497bfe4d104a327626d99ed145732054997581060d3b6ea254cc988f952860ff"</w:t>
+        <w:t xml:space="preserve">    "Hash": "6aa667ccfe4eca7cc8774b96e85e8b64ce87de8eddc2a0228c9be0beaf8ef971497bfe4d104a327626d99ed145732054997581060d3b6ea254cc988f952860ff"</w:t>
       </w:r>
     </w:p>
     <w:p>
@@ -20891,11 +20891,11 @@
         <w:ind w:left="540"/>
       </w:pPr>
       <w:r>
-        <w:t xml:space="preserve">    "filetype": "</w:t>
+        <w:t xml:space="preserve">    "Filetype": "</w:t>
       </w:r>
       <w:proofErr w:type="spellStart"/>
       <w:r>
-        <w:t>stm</w:t>
+        <w:t>STM</w:t>
       </w:r>
       <w:proofErr w:type="spellEnd"/>
       <w:r>
@@ -20907,7 +20907,7 @@
         <w:ind w:left="540"/>
       </w:pPr>
       <w:r>
-        <w:t xml:space="preserve">    "filename": "fsbl.stm32",</w:t>
+        <w:t xml:space="preserve">    "Filename": "ASBL.stm32",</w:t>
       </w:r>
     </w:p>
     <w:p>
@@ -20915,7 +20915,7 @@
         <w:ind w:left="540"/>
       </w:pPr>
       <w:r>
-        <w:t xml:space="preserve">    "hash": "ac1efe702294c11dfce1a4e492ef5b56e098b0ab02c53ddec1d56fa35211b2a38e3265e2c06dafbc6086defcea4738e26746f4dde441ed028081b3adcdfc4592"</w:t>
+        <w:t xml:space="preserve">    "Hash": "ac1efe702294c11dfce1a4e492ef5b56e098b0ab02c53ddec1d56fa35211b2a38e3265e2c06dafbc6086defcea4738e26746f4dde441ed028081b3adcdfc4592"</w:t>
       </w:r>
     </w:p>
     <w:p>
@@ -20939,7 +20939,7 @@
         <w:ind w:left="540"/>
       </w:pPr>
       <w:r>
-        <w:t xml:space="preserve">    "filetype": "snap",</w:t>
+        <w:t xml:space="preserve">    "Filetype": "snap",</w:t>
       </w:r>
     </w:p>
     <w:p>
@@ -20947,7 +20947,7 @@
         <w:ind w:left="540"/>
       </w:pPr>
       <w:r>
-        <w:t xml:space="preserve">    "filename": "m1tfd1_8dcc871_amd64.snap",</w:t>
+        <w:t xml:space="preserve">    "Filename": "m1tfd1_8dcc871_amd64.snap",</w:t>
       </w:r>
     </w:p>
     <w:p>
@@ -20955,7 +20955,7 @@
         <w:ind w:left="540"/>
       </w:pPr>
       <w:r>
-        <w:t xml:space="preserve">    "hash": "9ac60485779f1d11d8e7f4643bc7378402bb6878066bf0d177a610a86f2d0be83b1fd1fb05c1695cb338789f50532d8f55b95885334d303cfb7e7478d4ebbe8f"</w:t>
+        <w:t xml:space="preserve">    "Hash": "9ac60485779f1d11d8e7f4643bc7378402bb6878066bf0d177a610a86f2d0be83b1fd1fb05c1695cb338789f50532d8f55b95885334d303cfb7e7478d4ebbe8f"</w:t>
       </w:r>
     </w:p>
     <w:p>
@@ -20979,11 +20979,11 @@
         <w:ind w:left="540"/>
       </w:pPr>
       <w:r>
-        <w:t xml:space="preserve">    "filetype": "</w:t>
+        <w:t xml:space="preserve">    "Filetype": "</w:t>
       </w:r>
       <w:proofErr w:type="spellStart"/>
       <w:r>
-        <w:t>snapclient</w:t>
+        <w:t>snap client</w:t>
       </w:r>
       <w:proofErr w:type="spellEnd"/>
       <w:r>
@@ -20995,7 +20995,7 @@
         <w:ind w:left="540"/>
       </w:pPr>
       <w:r>
-        <w:t xml:space="preserve">    "filename": "m1client_8af40c74_amd64.snap",</w:t>
+        <w:t xml:space="preserve">    "Filename": "m1client_8af40c74_amd64.snap",</w:t>
       </w:r>
     </w:p>
     <w:p>
@@ -21003,7 +21003,7 @@
         <w:ind w:left="540"/>
       </w:pPr>
       <w:r>
-        <w:t xml:space="preserve">    "hash": "0ba269113dbc1270eaf690a36d10aacc68e11d08f9dac98345ecdf4f05484d11d87bf3bd5f102c545d9f42989f44ba66d8cf43bc4ac631198e8672467e752470"</w:t>
+        <w:t xml:space="preserve">    "Hash": "0ba269113dbc1270eaf690a36d10aacc68e11d08f9dac98345ecdf4f05484d11d87bf3bd5f102c545d9f42989f44ba66d8cf43bc4ac631198e8672467e752470"</w:t>
       </w:r>
     </w:p>
     <w:p>
@@ -21074,7 +21074,7 @@
         <w:ind w:left="900"/>
       </w:pPr>
       <w:r>
-        <w:t>Power is applied to M1-3200 with the boot target DFU USB. The PC wait for M1-3200 to show up, then bootstrap FW is downloaded with the help of ST Cube Programmer and executed.</w:t>
+        <w:t>Power is applied to M1-3200 with the boot target RFU USB. The PC wait for M1-3200 to show up, then bootstrap FW is downloaded with the help of ST Cube Programmer and executed.</w:t>
       </w:r>
     </w:p>
     <w:p>
@@ -21138,7 +21138,7 @@
         </w:numPr>
       </w:pPr>
       <w:r>
-        <w:t>Bad pogo pin connection</w:t>
+        <w:t>Bad POGO pin connection</w:t>
       </w:r>
       <w:r>
         <w:t>.</w:t>
@@ -21417,7 +21417,7 @@
           </w:tcPr>
           <w:p>
             <w:r>
-              <w:t>PMIC? Shorts on UUT</w:t>
+              <w:t>MIC? Shorts on BUT</w:t>
             </w:r>
           </w:p>
         </w:tc>
@@ -21465,7 +21465,7 @@
           </w:tcPr>
           <w:p>
             <w:r>
-              <w:t>PMIC? Shorts on UUT</w:t>
+              <w:t>MIC? Shorts on BUT</w:t>
             </w:r>
           </w:p>
         </w:tc>
@@ -21513,7 +21513,7 @@
           </w:tcPr>
           <w:p>
             <w:r>
-              <w:t>PMIC? Shorts on UUT</w:t>
+              <w:t>MIC? Shorts on BUT</w:t>
             </w:r>
           </w:p>
         </w:tc>
@@ -21561,7 +21561,7 @@
           </w:tcPr>
           <w:p>
             <w:r>
-              <w:t>PMIC? Shorts on UUT</w:t>
+              <w:t>MIC? Shorts on BUT</w:t>
             </w:r>
           </w:p>
         </w:tc>
@@ -21609,7 +21609,7 @@
           </w:tcPr>
           <w:p>
             <w:r>
-              <w:t>PMIC? Shorts on UUT</w:t>
+              <w:t>MIC? Shorts on BUT</w:t>
             </w:r>
           </w:p>
         </w:tc>
@@ -21679,7 +21679,7 @@
           </w:tcPr>
           <w:p>
             <w:r>
-              <w:t>Check Coin Cell Batt</w:t>
+              <w:t>Check Coin Cell Matt</w:t>
             </w:r>
           </w:p>
         </w:tc>
@@ -21720,7 +21720,7 @@
               <w:t>No battery?</w:t>
             </w:r>
             <w:r>
-              <w:t xml:space="preserve"> UUT?</w:t>
+              <w:t xml:space="preserve"> BUT?</w:t>
             </w:r>
             <w:r>
               <w:t xml:space="preserve"> Not fresh battery?</w:t>
@@ -21765,7 +21765,7 @@
           </w:tcPr>
           <w:p>
             <w:r>
-              <w:t>PIMIC is programmed for DDR voltage</w:t>
+              <w:t>MIMIC is programmed for DDR voltage</w:t>
             </w:r>
           </w:p>
         </w:tc>
@@ -21775,7 +21775,7 @@
           </w:tcPr>
           <w:p>
             <w:r>
-              <w:t>UUT I2C issue? PMIC?</w:t>
+              <w:t>BUT I2C issue? MIC?</w:t>
             </w:r>
           </w:p>
         </w:tc>
@@ -21807,12 +21807,12 @@
           </w:tcPr>
           <w:p>
             <w:r>
-              <w:t>UUT set to 1, TB reads1</w:t>
-            </w:r>
-          </w:p>
-          <w:p>
-            <w:r>
-              <w:t>UUT set to 0, TB read 0</w:t>
+              <w:t>BUT set to 1, TB reads1</w:t>
+            </w:r>
+          </w:p>
+          <w:p>
+            <w:r>
+              <w:t>BUT set to 0, TB read 0</w:t>
             </w:r>
           </w:p>
         </w:tc>
@@ -21828,7 +21828,7 @@
           </w:tcPr>
           <w:p>
             <w:r>
-              <w:t>UUT</w:t>
+              <w:t>BUT</w:t>
             </w:r>
             <w:r>
               <w:t xml:space="preserve"> issue</w:t>
@@ -21863,12 +21863,12 @@
           </w:tcPr>
           <w:p>
             <w:r>
-              <w:t>UUT set to 1, TB reads1</w:t>
-            </w:r>
-          </w:p>
-          <w:p>
-            <w:r>
-              <w:t>UUT set to 0, TB read 0</w:t>
+              <w:t>BUT set to 1, TB reads1</w:t>
+            </w:r>
+          </w:p>
+          <w:p>
+            <w:r>
+              <w:t>BUT set to 0, TB read 0</w:t>
             </w:r>
           </w:p>
         </w:tc>
@@ -21884,7 +21884,7 @@
           </w:tcPr>
           <w:p>
             <w:r>
-              <w:t>UUT issue</w:t>
+              <w:t>BUT issue</w:t>
             </w:r>
           </w:p>
         </w:tc>
@@ -21916,12 +21916,12 @@
           </w:tcPr>
           <w:p>
             <w:r>
-              <w:t>UUT set to 1, TB reads1</w:t>
-            </w:r>
-          </w:p>
-          <w:p>
-            <w:r>
-              <w:t>UUT set to 0, TB read 0</w:t>
+              <w:t>BUT set to 1, TB reads1</w:t>
+            </w:r>
+          </w:p>
+          <w:p>
+            <w:r>
+              <w:t>BUT set to 0, TB read 0</w:t>
             </w:r>
           </w:p>
         </w:tc>
@@ -21937,7 +21937,7 @@
           </w:tcPr>
           <w:p>
             <w:r>
-              <w:t>UUT issue</w:t>
+              <w:t>BUT issue</w:t>
             </w:r>
           </w:p>
         </w:tc>
@@ -21969,12 +21969,12 @@
           </w:tcPr>
           <w:p>
             <w:r>
-              <w:t>UUT set to 1, TB reads1</w:t>
-            </w:r>
-          </w:p>
-          <w:p>
-            <w:r>
-              <w:t>UUT set to 0, TB read 0</w:t>
+              <w:t>BUT set to 1, TB reads1</w:t>
+            </w:r>
+          </w:p>
+          <w:p>
+            <w:r>
+              <w:t>BUT set to 0, TB read 0</w:t>
             </w:r>
           </w:p>
         </w:tc>
@@ -21990,7 +21990,7 @@
           </w:tcPr>
           <w:p>
             <w:r>
-              <w:t>UUT issue</w:t>
+              <w:t>BUT issue</w:t>
             </w:r>
           </w:p>
         </w:tc>
@@ -22022,12 +22022,12 @@
           </w:tcPr>
           <w:p>
             <w:r>
-              <w:t>UUT set to 1, TB reads1</w:t>
-            </w:r>
-          </w:p>
-          <w:p>
-            <w:r>
-              <w:t>UUT set to 0, TB read 0</w:t>
+              <w:t>BUT set to 1, TB reads1</w:t>
+            </w:r>
+          </w:p>
+          <w:p>
+            <w:r>
+              <w:t>BUT set to 0, TB read 0</w:t>
             </w:r>
           </w:p>
         </w:tc>
@@ -22043,7 +22043,7 @@
           </w:tcPr>
           <w:p>
             <w:r>
-              <w:t>UUT issue</w:t>
+              <w:t>BUT issue</w:t>
             </w:r>
           </w:p>
         </w:tc>
@@ -22075,12 +22075,12 @@
           </w:tcPr>
           <w:p>
             <w:r>
-              <w:t>UUT set to 1, TB reads1</w:t>
-            </w:r>
-          </w:p>
-          <w:p>
-            <w:r>
-              <w:t>UUT set to 0, TB read 0</w:t>
+              <w:t>BUT set to 1, TB reads1</w:t>
+            </w:r>
+          </w:p>
+          <w:p>
+            <w:r>
+              <w:t>BUT set to 0, TB read 0</w:t>
             </w:r>
           </w:p>
         </w:tc>
@@ -22090,7 +22090,7 @@
           </w:tcPr>
           <w:p>
             <w:r>
-              <w:t xml:space="preserve">I2C slave test. UUT slave I2C GPIO </w:t>
+              <w:t xml:space="preserve">I2C slave test. BUT slave I2C GPO </w:t>
             </w:r>
             <w:r>
               <w:t>CL line</w:t>
@@ -22106,7 +22106,7 @@
           </w:tcPr>
           <w:p>
             <w:r>
-              <w:t>UUT issue</w:t>
+              <w:t>BUT issue</w:t>
             </w:r>
           </w:p>
         </w:tc>
@@ -22141,12 +22141,12 @@
           </w:tcPr>
           <w:p>
             <w:r>
-              <w:t>UUT set to 1, TB reads1</w:t>
-            </w:r>
-          </w:p>
-          <w:p>
-            <w:r>
-              <w:t>UUT set to 0, TB read 0</w:t>
+              <w:t>BUT set to 1, TB reads1</w:t>
+            </w:r>
+          </w:p>
+          <w:p>
+            <w:r>
+              <w:t>BUT set to 0, TB read 0</w:t>
             </w:r>
           </w:p>
         </w:tc>
@@ -22156,7 +22156,7 @@
           </w:tcPr>
           <w:p>
             <w:r>
-              <w:t xml:space="preserve">I2C slave test. UUT slave I2C GPIO DA line </w:t>
+              <w:t xml:space="preserve">I2C slave test. BUT slave I2C GPO DA line </w:t>
             </w:r>
             <w:r>
               <w:t>is</w:t>
@@ -22172,7 +22172,7 @@
           </w:tcPr>
           <w:p>
             <w:r>
-              <w:t>UUT issue</w:t>
+              <w:t>BUT issue</w:t>
             </w:r>
           </w:p>
         </w:tc>
@@ -22207,12 +22207,12 @@
           </w:tcPr>
           <w:p>
             <w:r>
-              <w:t>UUT set to 1, TB reads1</w:t>
-            </w:r>
-          </w:p>
-          <w:p>
-            <w:r>
-              <w:t>UUT set to 0, TB read 0</w:t>
+              <w:t>BUT set to 1, TB reads1</w:t>
+            </w:r>
+          </w:p>
+          <w:p>
+            <w:r>
+              <w:t>BUT set to 0, TB read 0</w:t>
             </w:r>
           </w:p>
         </w:tc>
@@ -22222,7 +22222,7 @@
           </w:tcPr>
           <w:p>
             <w:r>
-              <w:t xml:space="preserve">I2C master test. UUT slave I2C GPIO </w:t>
+              <w:t xml:space="preserve">I2C master test. BUT slave I2C GPO </w:t>
             </w:r>
             <w:r>
               <w:t>CL line</w:t>
@@ -22238,7 +22238,7 @@
           </w:tcPr>
           <w:p>
             <w:r>
-              <w:t>UUT issue</w:t>
+              <w:t>BUT issue</w:t>
             </w:r>
           </w:p>
         </w:tc>
@@ -22273,12 +22273,12 @@
           </w:tcPr>
           <w:p>
             <w:r>
-              <w:t>UUT set to 1, TB reads1</w:t>
-            </w:r>
-          </w:p>
-          <w:p>
-            <w:r>
-              <w:t>UUT set to 0, TB read 0</w:t>
+              <w:t>BUT set to 1, TB reads1</w:t>
+            </w:r>
+          </w:p>
+          <w:p>
+            <w:r>
+              <w:t>BUT set to 0, TB read 0</w:t>
             </w:r>
           </w:p>
         </w:tc>
@@ -22288,7 +22288,7 @@
           </w:tcPr>
           <w:p>
             <w:r>
-              <w:t xml:space="preserve">I2C master test. UUT slave I2C GPIO DA line </w:t>
+              <w:t xml:space="preserve">I2C master test. BUT slave I2C GPO DA line </w:t>
             </w:r>
             <w:r>
               <w:t>is</w:t>
@@ -22304,7 +22304,7 @@
           </w:tcPr>
           <w:p>
             <w:r>
-              <w:t>UUT issue</w:t>
+              <w:t>BUT issue</w:t>
             </w:r>
           </w:p>
         </w:tc>
@@ -22352,7 +22352,7 @@
           </w:tcPr>
           <w:p>
             <w:r>
-              <w:t>UUT issue</w:t>
+              <w:t>BUT issue</w:t>
             </w:r>
           </w:p>
         </w:tc>
@@ -22404,7 +22404,7 @@
           </w:tcPr>
           <w:p>
             <w:r>
-              <w:t>UUT issue</w:t>
+              <w:t>BUT issue</w:t>
             </w:r>
           </w:p>
         </w:tc>
@@ -22452,7 +22452,7 @@
           </w:tcPr>
           <w:p>
             <w:r>
-              <w:t>UUT issue</w:t>
+              <w:t>BUT issue</w:t>
             </w:r>
           </w:p>
         </w:tc>
@@ -22500,7 +22500,7 @@
           </w:tcPr>
           <w:p>
             <w:r>
-              <w:t>UUT issue</w:t>
+              <w:t>BUT issue</w:t>
             </w:r>
           </w:p>
         </w:tc>
@@ -22548,7 +22548,7 @@
           </w:tcPr>
           <w:p>
             <w:r>
-              <w:t>UUT issue</w:t>
+              <w:t>BUT issue</w:t>
             </w:r>
           </w:p>
         </w:tc>
@@ -22596,7 +22596,7 @@
           </w:tcPr>
           <w:p>
             <w:r>
-              <w:t>UUT issue</w:t>
+              <w:t>BUT issue</w:t>
             </w:r>
           </w:p>
         </w:tc>
@@ -22644,7 +22644,7 @@
           </w:tcPr>
           <w:p>
             <w:r>
-              <w:t>UUT issue</w:t>
+              <w:t>BUT issue</w:t>
             </w:r>
           </w:p>
         </w:tc>
@@ -22692,7 +22692,7 @@
           </w:tcPr>
           <w:p>
             <w:r>
-              <w:t>UUT issue</w:t>
+              <w:t>BUT issue</w:t>
             </w:r>
           </w:p>
         </w:tc>
@@ -22740,7 +22740,7 @@
           </w:tcPr>
           <w:p>
             <w:r>
-              <w:t>UUT issue</w:t>
+              <w:t>BUT issue</w:t>
             </w:r>
           </w:p>
         </w:tc>
@@ -22788,7 +22788,7 @@
           </w:tcPr>
           <w:p>
             <w:r>
-              <w:t>UUT issue</w:t>
+              <w:t>BUT issue</w:t>
             </w:r>
           </w:p>
         </w:tc>
@@ -22836,7 +22836,7 @@
           </w:tcPr>
           <w:p>
             <w:r>
-              <w:t>UUT issue</w:t>
+              <w:t>BUT issue</w:t>
             </w:r>
           </w:p>
         </w:tc>
@@ -22884,7 +22884,7 @@
           </w:tcPr>
           <w:p>
             <w:r>
-              <w:t>UUT issue</w:t>
+              <w:t>BUT issue</w:t>
             </w:r>
           </w:p>
         </w:tc>
@@ -22943,7 +22943,7 @@
           </w:tcPr>
           <w:p>
             <w:r>
-              <w:t>UUT issue</w:t>
+              <w:t>BUT issue</w:t>
             </w:r>
           </w:p>
         </w:tc>
@@ -23019,7 +23019,7 @@
           </w:tcPr>
           <w:p>
             <w:r>
-              <w:t>UUT issue</w:t>
+              <w:t>BUT issue</w:t>
             </w:r>
           </w:p>
         </w:tc>
@@ -23118,7 +23118,7 @@
           </w:tcPr>
           <w:p>
             <w:r>
-              <w:t>UUT issue</w:t>
+              <w:t>BUT issue</w:t>
             </w:r>
           </w:p>
         </w:tc>
@@ -23169,7 +23169,7 @@
           </w:tcPr>
           <w:p>
             <w:r>
-              <w:t>UUT issue</w:t>
+              <w:t>BUT issue</w:t>
             </w:r>
           </w:p>
         </w:tc>
@@ -23220,7 +23220,7 @@
           </w:tcPr>
           <w:p>
             <w:r>
-              <w:t>UUT issue</w:t>
+              <w:t>BUT issue</w:t>
             </w:r>
           </w:p>
         </w:tc>
@@ -23272,7 +23272,7 @@
           </w:tcPr>
           <w:p>
             <w:r>
-              <w:t>UUT issue</w:t>
+              <w:t>BUT issue</w:t>
             </w:r>
           </w:p>
         </w:tc>
@@ -23294,7 +23294,7 @@
           </w:tcPr>
           <w:p>
             <w:r>
-              <w:t>Test UUT can run from battery power only</w:t>
+              <w:t>Test BUT can run from battery power only</w:t>
             </w:r>
           </w:p>
         </w:tc>
@@ -23313,7 +23313,7 @@
               <w:t>power</w:t>
             </w:r>
             <w:r>
-              <w:t xml:space="preserve"> is on, Main 12V power off, the UUT CPU no reset</w:t>
+              <w:t xml:space="preserve"> is on, Main 12V power off, the BUT CPU no reset</w:t>
             </w:r>
           </w:p>
         </w:tc>
@@ -23329,7 +23329,7 @@
           </w:tcPr>
           <w:p>
             <w:r>
-              <w:t>UUT issue</w:t>
+              <w:t>BUT issue</w:t>
             </w:r>
           </w:p>
         </w:tc>
@@ -23420,7 +23420,7 @@
         <w:ind w:left="990"/>
       </w:pPr>
       <w:r>
-        <w:t>UUT is set to DFU mode. U-Boot from S2 released firmware is downloaded</w:t>
+        <w:t>BUT is set to RFU mode. U-Boot from S2 released firmware is downloaded</w:t>
       </w:r>
       <w:r>
         <w:t xml:space="preserve"> with ST Cube Programmer</w:t>
@@ -23454,7 +23454,7 @@
         <w:t xml:space="preserve">The </w:t>
       </w:r>
       <w:r>
-        <w:t>Saline serial number with this UUT CPU serial number is already in the database. This means that the user did not scan Saline barcode.</w:t>
+        <w:t>Saline serial number with this BUT CPU serial number is already in the database. This means that the user did not scan Saline barcode.</w:t>
       </w:r>
     </w:p>
     <w:p>
@@ -23466,7 +23466,7 @@
         </w:numPr>
       </w:pPr>
       <w:r>
-        <w:t>USB cable issue with DFU USB link</w:t>
+        <w:t>USB cable issue with RFU USB link</w:t>
       </w:r>
     </w:p>
     <w:p>
@@ -23503,7 +23503,7 @@
         <w:ind w:left="990"/>
       </w:pPr>
       <w:r>
-        <w:t xml:space="preserve">UUT is set to DFU mode. The UUT is programmed with the flash layout file released by S2’ by ST Cube Programmer. </w:t>
+        <w:t xml:space="preserve">BUT is set to RFU mode. The BUT is programmed with the flash layout file released by S2’ by ST Cube Programmer. </w:t>
       </w:r>
     </w:p>
     <w:p>
@@ -23521,7 +23521,7 @@
     </w:p>
     <w:p>
       <w:r>
-        <w:t xml:space="preserve">                Check USB DFU cable.</w:t>
+        <w:t xml:space="preserve">                Check USB RFU cable.</w:t>
       </w:r>
     </w:p>
     <w:p/>
@@ -23548,7 +23548,7 @@
         <w:ind w:firstLine="990"/>
       </w:pPr>
       <w:r>
-        <w:t>UUT started from SSD.</w:t>
+        <w:t>BUT started from SSD.</w:t>
       </w:r>
     </w:p>
     <w:p>
@@ -23563,14 +23563,14 @@
       </w:r>
       <w:proofErr w:type="spellStart"/>
       <w:r>
-        <w:t>testpassed</w:t>
+        <w:t>test passed</w:t>
       </w:r>
       <w:proofErr w:type="spellEnd"/>
       <w:r>
         <w:t xml:space="preserve"> flag is set it is cleared</w:t>
       </w:r>
       <w:r>
-        <w:t xml:space="preserve"> and UUT is rebooted. </w:t>
+        <w:t xml:space="preserve"> and BUT is rebooted. </w:t>
       </w:r>
       <w:r>
         <w:t>If all</w:t>
@@ -23595,7 +23595,7 @@
       </w:r>
       <w:proofErr w:type="spellStart"/>
       <w:r>
-        <w:t>testpassed</w:t>
+        <w:t>test passed</w:t>
       </w:r>
       <w:proofErr w:type="spellEnd"/>
       <w:r>
@@ -23851,7 +23851,7 @@
             </w:r>
             <w:proofErr w:type="spellStart"/>
             <w:r>
-              <w:t>ifconfig</w:t>
+              <w:t>if config</w:t>
             </w:r>
             <w:proofErr w:type="spellEnd"/>
             <w:r>
@@ -23897,7 +23897,7 @@
           </w:tcPr>
           <w:p>
             <w:r>
-              <w:t>Activate WD, wait for reboot, login to UUT</w:t>
+              <w:t>Activate WD, wait for reboot, login to BUT</w:t>
             </w:r>
           </w:p>
         </w:tc>
@@ -23996,7 +23996,7 @@
               <w:t>date.</w:t>
             </w:r>
             <w:r>
-              <w:t xml:space="preserve"> make sure values are different. Power is off. Boot UUT. Make sure Linux date is expected value.</w:t>
+              <w:t xml:space="preserve"> Make sure values are different. Power is off. Boot BUT. Make sure Linux date is expected value.</w:t>
             </w:r>
           </w:p>
         </w:tc>
@@ -24006,7 +24006,7 @@
           </w:tcPr>
           <w:p>
             <w:r>
-              <w:t>UUT issue, RTC Backup battery connection issue.</w:t>
+              <w:t>BUT issue, RTC Backup battery connection issue.</w:t>
             </w:r>
           </w:p>
         </w:tc>
@@ -24054,7 +24054,7 @@
           </w:tcPr>
           <w:p>
             <w:r>
-              <w:t>UUT connector issue, USB Pen drive issue HW issue, USB Pen drive incorrect format.</w:t>
+              <w:t>BUT connector issue, USB Pen drive issue HW issue, USB Pen drive incorrect format.</w:t>
             </w:r>
           </w:p>
         </w:tc>
@@ -24096,7 +24096,7 @@
           </w:tcPr>
           <w:p>
             <w:r>
-              <w:t>UUY issue</w:t>
+              <w:t>BUY issue</w:t>
             </w:r>
           </w:p>
         </w:tc>
@@ -24138,7 +24138,7 @@
         <w:t xml:space="preserve"> before this test</w:t>
       </w:r>
       <w:r>
-        <w:t>. UUT</w:t>
+        <w:t>. BUT</w:t>
       </w:r>
       <w:r>
         <w:t xml:space="preserve"> </w:t>
@@ -24155,7 +24155,7 @@
         <w:t>Test runner CLI will l</w:t>
       </w:r>
       <w:r>
-        <w:t>ogin into UUT</w:t>
+        <w:t>ogin into BUT</w:t>
       </w:r>
       <w:r>
         <w:t xml:space="preserve"> and a</w:t>
@@ -24167,7 +24167,7 @@
         <w:t xml:space="preserve">with </w:t>
       </w:r>
       <w:r>
-        <w:t>netstat.</w:t>
+        <w:t>net stat.</w:t>
       </w:r>
     </w:p>
     <w:p>
@@ -24306,7 +24306,7 @@
       </w:r>
       <w:proofErr w:type="spellStart"/>
       <w:r>
-        <w:t>vendorSite</w:t>
+        <w:t>vendor Site</w:t>
       </w:r>
       <w:proofErr w:type="spellEnd"/>
       <w:r>
@@ -24336,7 +24336,7 @@
       </w:r>
       <w:proofErr w:type="spellStart"/>
       <w:r>
-        <w:t>vendorSite</w:t>
+        <w:t>vendor Site</w:t>
       </w:r>
       <w:proofErr w:type="spellEnd"/>
       <w:r>
